--- a/Hasil Wawancara/Sahat - CV Jaya Agung.docx
+++ b/Hasil Wawancara/Sahat - CV Jaya Agung.docx
@@ -809,8 +809,36 @@
                 <w:sz w:val="20"/>
                 <w:szCs w:val="20"/>
               </w:rPr>
-              <w:t>Regional Sales Manager</w:t>
-            </w:r>
+              <w:t xml:space="preserve">Regional </w:t>
+            </w:r>
+            <w:proofErr w:type="spellStart"/>
+            <w:r>
+              <w:rPr>
+                <w:rFonts w:ascii="Arial" w:hAnsi="Arial" w:cs="Arial"/>
+                <w:sz w:val="20"/>
+                <w:szCs w:val="20"/>
+              </w:rPr>
+              <w:t>Sales</w:t>
+            </w:r>
+            <w:proofErr w:type="spellEnd"/>
+            <w:r>
+              <w:rPr>
+                <w:rFonts w:ascii="Arial" w:hAnsi="Arial" w:cs="Arial"/>
+                <w:sz w:val="20"/>
+                <w:szCs w:val="20"/>
+              </w:rPr>
+              <w:t xml:space="preserve"> </w:t>
+            </w:r>
+            <w:proofErr w:type="spellStart"/>
+            <w:r>
+              <w:rPr>
+                <w:rFonts w:ascii="Arial" w:hAnsi="Arial" w:cs="Arial"/>
+                <w:sz w:val="20"/>
+                <w:szCs w:val="20"/>
+              </w:rPr>
+              <w:t>Manager</w:t>
+            </w:r>
+            <w:proofErr w:type="spellEnd"/>
           </w:p>
         </w:tc>
       </w:tr>
@@ -1715,6 +1743,7 @@
               </w:rPr>
               <w:t xml:space="preserve">Apakah Bapak/Ibu setuju untuk merancang desain dan membangun aplikasi yang dapat digunakan untuk </w:t>
             </w:r>
+            <w:proofErr w:type="spellStart"/>
             <w:r>
               <w:rPr>
                 <w:rFonts w:ascii="Arial" w:hAnsi="Arial" w:cs="Arial"/>
@@ -1722,7 +1751,16 @@
                 <w:szCs w:val="16"/>
               </w:rPr>
               <w:lastRenderedPageBreak/>
-              <w:t>monitoring dan penyiraman secara jarak jauh selama periode satu bulan?</w:t>
+              <w:t>monitoring</w:t>
+            </w:r>
+            <w:proofErr w:type="spellEnd"/>
+            <w:r>
+              <w:rPr>
+                <w:rFonts w:ascii="Arial" w:hAnsi="Arial" w:cs="Arial"/>
+                <w:sz w:val="16"/>
+                <w:szCs w:val="16"/>
+              </w:rPr>
+              <w:t xml:space="preserve"> dan penyiraman secara jarak jauh selama periode satu bulan?</w:t>
             </w:r>
           </w:p>
         </w:tc>
@@ -2069,7 +2107,25 @@
                 <w:sz w:val="16"/>
                 <w:szCs w:val="16"/>
               </w:rPr>
-              <w:t>karena ini ide yg menarik dan dapat meringankan pekerjaan petani</w:t>
+              <w:t xml:space="preserve">karena ini ide </w:t>
+            </w:r>
+            <w:proofErr w:type="spellStart"/>
+            <w:r>
+              <w:rPr>
+                <w:rFonts w:ascii="Arial" w:hAnsi="Arial" w:cs="Arial"/>
+                <w:sz w:val="16"/>
+                <w:szCs w:val="16"/>
+              </w:rPr>
+              <w:t>yg</w:t>
+            </w:r>
+            <w:proofErr w:type="spellEnd"/>
+            <w:r>
+              <w:rPr>
+                <w:rFonts w:ascii="Arial" w:hAnsi="Arial" w:cs="Arial"/>
+                <w:sz w:val="16"/>
+                <w:szCs w:val="16"/>
+              </w:rPr>
+              <w:t xml:space="preserve"> menarik dan dapat meringankan pekerjaan petani</w:t>
             </w:r>
             <w:r>
               <w:rPr>
@@ -2090,170 +2146,75 @@
         </w:rPr>
       </w:pPr>
     </w:p>
-    <w:tbl>
-      <w:tblPr>
-        <w:tblW w:w="8212" w:type="dxa"/>
-        <w:tblBorders>
-          <w:top w:val="single" w:sz="4" w:space="0" w:color="000000"/>
-          <w:left w:val="single" w:sz="4" w:space="0" w:color="000000"/>
-          <w:bottom w:val="single" w:sz="4" w:space="0" w:color="000000"/>
-          <w:right w:val="single" w:sz="4" w:space="0" w:color="000000"/>
-          <w:insideH w:val="single" w:sz="4" w:space="0" w:color="000000"/>
-          <w:insideV w:val="single" w:sz="4" w:space="0" w:color="000000"/>
-        </w:tblBorders>
-        <w:tblLayout w:type="fixed"/>
-        <w:tblLook w:val="0400" w:firstRow="0" w:lastRow="0" w:firstColumn="0" w:lastColumn="0" w:noHBand="0" w:noVBand="1"/>
-      </w:tblPr>
-      <w:tblGrid>
-        <w:gridCol w:w="4106"/>
-        <w:gridCol w:w="4106"/>
-      </w:tblGrid>
-      <w:tr>
-        <w:tc>
-          <w:tcPr>
-            <w:tcW w:w="4106" w:type="dxa"/>
-            <w:shd w:val="clear" w:color="auto" w:fill="D9D9D9"/>
-            <w:vAlign w:val="center"/>
-          </w:tcPr>
-          <w:p>
-            <w:pPr>
-              <w:spacing w:after="0"/>
-              <w:jc w:val="center"/>
-              <w:rPr>
-                <w:b/>
-              </w:rPr>
-            </w:pPr>
-            <w:r>
-              <w:rPr>
-                <w:b/>
-              </w:rPr>
-              <w:t>Mahasiswa</w:t>
-            </w:r>
-          </w:p>
-        </w:tc>
-        <w:tc>
-          <w:tcPr>
-            <w:tcW w:w="4106" w:type="dxa"/>
-            <w:shd w:val="clear" w:color="auto" w:fill="D9D9D9"/>
-            <w:vAlign w:val="center"/>
-          </w:tcPr>
-          <w:p>
-            <w:pPr>
-              <w:spacing w:after="0"/>
-              <w:jc w:val="center"/>
-              <w:rPr>
-                <w:b/>
-              </w:rPr>
-            </w:pPr>
-            <w:r>
-              <w:rPr>
-                <w:b/>
-              </w:rPr>
-              <w:t>Narasumber</w:t>
-            </w:r>
-          </w:p>
-        </w:tc>
-      </w:tr>
-      <w:tr>
-        <w:trPr>
-          <w:trHeight w:val="1919"/>
-        </w:trPr>
-        <w:tc>
-          <w:tcPr>
-            <w:tcW w:w="4106" w:type="dxa"/>
-          </w:tcPr>
-          <w:p>
-            <w:pPr>
-              <w:spacing w:line="276" w:lineRule="auto"/>
-            </w:pPr>
-          </w:p>
-          <w:p>
-            <w:pPr>
-              <w:spacing w:line="276" w:lineRule="auto"/>
-            </w:pPr>
-          </w:p>
-          <w:p>
-            <w:pPr>
-              <w:spacing w:line="276" w:lineRule="auto"/>
-              <w:jc w:val="center"/>
-            </w:pPr>
-          </w:p>
-          <w:p>
-            <w:pPr>
-              <w:spacing w:line="276" w:lineRule="auto"/>
-              <w:jc w:val="center"/>
-            </w:pPr>
-          </w:p>
-          <w:p>
-            <w:pPr>
-              <w:spacing w:line="276" w:lineRule="auto"/>
-              <w:jc w:val="center"/>
-            </w:pPr>
-            <w:r>
-              <w:t>_____________________</w:t>
-            </w:r>
-            <w:r>
-              <w:br/>
-              <w:t>Kevin Pratama</w:t>
-            </w:r>
-          </w:p>
-        </w:tc>
-        <w:tc>
-          <w:tcPr>
-            <w:tcW w:w="4106" w:type="dxa"/>
-          </w:tcPr>
-          <w:p>
-            <w:pPr>
-              <w:spacing w:line="276" w:lineRule="auto"/>
-            </w:pPr>
-          </w:p>
-          <w:p>
-            <w:pPr>
-              <w:spacing w:line="276" w:lineRule="auto"/>
-            </w:pPr>
-          </w:p>
-          <w:p>
-            <w:pPr>
-              <w:spacing w:line="276" w:lineRule="auto"/>
-              <w:jc w:val="center"/>
-            </w:pPr>
-          </w:p>
-          <w:p>
-            <w:pPr>
-              <w:spacing w:line="276" w:lineRule="auto"/>
-              <w:jc w:val="center"/>
-            </w:pPr>
-          </w:p>
-          <w:p>
-            <w:pPr>
-              <w:spacing w:after="0" w:line="276" w:lineRule="auto"/>
-              <w:jc w:val="center"/>
-            </w:pPr>
-            <w:r>
-              <w:t>_____________________</w:t>
-            </w:r>
-          </w:p>
-          <w:p>
-            <w:pPr>
-              <w:spacing w:line="276" w:lineRule="auto"/>
-              <w:jc w:val="center"/>
-            </w:pPr>
-            <w:r>
-              <w:rPr>
-                <w:rFonts w:ascii="Arial" w:hAnsi="Arial" w:cs="Arial"/>
-                <w:sz w:val="20"/>
-                <w:szCs w:val="20"/>
-              </w:rPr>
-              <w:t>Ir. Sahat Simanjuntak, M.Si.</w:t>
-            </w:r>
-          </w:p>
-        </w:tc>
-      </w:tr>
-    </w:tbl>
     <w:p>
       <w:pPr>
         <w:spacing w:after="0" w:line="240" w:lineRule="auto"/>
+        <w:rPr>
+          <w:noProof/>
+        </w:rPr>
       </w:pPr>
+    </w:p>
+    <w:p>
+      <w:pPr>
+        <w:spacing w:after="0" w:line="240" w:lineRule="auto"/>
+        <w:jc w:val="center"/>
+      </w:pPr>
+      <w:r>
+        <w:rPr>
+          <w:noProof/>
+        </w:rPr>
+        <w:drawing>
+          <wp:inline distT="0" distB="0" distL="0" distR="0" wp14:anchorId="79817332" wp14:editId="2FC4ED41">
+            <wp:extent cx="5095630" cy="2042556"/>
+            <wp:effectExtent l="0" t="0" r="0" b="0"/>
+            <wp:docPr id="1527168730" name="Gambar 14"/>
+            <wp:cNvGraphicFramePr>
+              <a:graphicFrameLocks xmlns:a="http://schemas.openxmlformats.org/drawingml/2006/main" noChangeAspect="1"/>
+            </wp:cNvGraphicFramePr>
+            <a:graphic xmlns:a="http://schemas.openxmlformats.org/drawingml/2006/main">
+              <a:graphicData uri="http://schemas.openxmlformats.org/drawingml/2006/picture">
+                <pic:pic xmlns:pic="http://schemas.openxmlformats.org/drawingml/2006/picture">
+                  <pic:nvPicPr>
+                    <pic:cNvPr id="0" name="Picture 36"/>
+                    <pic:cNvPicPr>
+                      <a:picLocks noChangeAspect="1" noChangeArrowheads="1"/>
+                    </pic:cNvPicPr>
+                  </pic:nvPicPr>
+                  <pic:blipFill rotWithShape="1">
+                    <a:blip r:embed="rId7" cstate="print">
+                      <a:extLst>
+                        <a:ext uri="{28A0092B-C50C-407E-A947-70E740481C1C}">
+                          <a14:useLocalDpi xmlns:a14="http://schemas.microsoft.com/office/drawing/2010/main" val="0"/>
+                        </a:ext>
+                      </a:extLst>
+                    </a:blip>
+                    <a:srcRect l="1886" t="62066" r="2193"/>
+                    <a:stretch/>
+                  </pic:blipFill>
+                  <pic:spPr bwMode="auto">
+                    <a:xfrm>
+                      <a:off x="0" y="0"/>
+                      <a:ext cx="5101881" cy="2045061"/>
+                    </a:xfrm>
+                    <a:prstGeom prst="rect">
+                      <a:avLst/>
+                    </a:prstGeom>
+                    <a:noFill/>
+                    <a:ln>
+                      <a:noFill/>
+                    </a:ln>
+                    <a:extLst>
+                      <a:ext uri="{53640926-AAD7-44D8-BBD7-CCE9431645EC}">
+                        <a14:shadowObscured xmlns:a14="http://schemas.microsoft.com/office/drawing/2010/main"/>
+                      </a:ext>
+                    </a:extLst>
+                  </pic:spPr>
+                </pic:pic>
+              </a:graphicData>
+            </a:graphic>
+          </wp:inline>
+        </w:drawing>
+      </w:r>
     </w:p>
     <w:p>
       <w:pPr>
@@ -2263,7 +2224,7 @@
       </w:pPr>
     </w:p>
     <w:sectPr>
-      <w:headerReference w:type="default" r:id="rId7"/>
+      <w:headerReference w:type="default" r:id="rId8"/>
       <w:pgSz w:w="11906" w:h="16838"/>
       <w:pgMar w:top="2268" w:right="1701" w:bottom="1701" w:left="2268" w:header="1417" w:footer="850" w:gutter="0"/>
       <w:cols w:space="708"/>
